--- a/Python Li-Yang Wave Ray Flux Program Description–v3_Chinese.docx
+++ b/Python Li-Yang Wave Ray Flux Program Description–v3_Chinese.docx
@@ -223,7 +223,37 @@
           <w:rFonts w:hint="eastAsia" w:cstheme="minorBidi"/>
           <w:szCs w:val="21"/>
         </w:rPr>
-        <w:t>使用说明包括五节。第一节为波射线各程序说明；第二节提供了使用示例；第三节介绍波射线程序运行方法细节；第四节介绍波射线通量程序使用方法；最后给出了相关文献引用方式。</w:t>
+        <w:t>使用说明包括</w:t>
+      </w:r>
+      <w:r>
+        <w:rPr>
+          <w:rFonts w:hint="eastAsia" w:cstheme="minorBidi"/>
+          <w:szCs w:val="21"/>
+          <w:lang w:val="en-US" w:eastAsia="zh-CN"/>
+        </w:rPr>
+        <w:t>六</w:t>
+      </w:r>
+      <w:r>
+        <w:rPr>
+          <w:rFonts w:hint="eastAsia" w:cstheme="minorBidi"/>
+          <w:szCs w:val="21"/>
+        </w:rPr>
+        <w:t>节。第一节为波射线各程序说明；第二节提供了使用示例；第三节介绍波射线程序运行方法细节；第四节介绍波射线通量程序使用方法；</w:t>
+      </w:r>
+      <w:r>
+        <w:rPr>
+          <w:rFonts w:hint="eastAsia" w:cstheme="minorBidi"/>
+          <w:szCs w:val="21"/>
+          <w:lang w:val="en-US" w:eastAsia="zh-CN"/>
+        </w:rPr>
+        <w:t>第五节解释了研究者在使用中可能存在的困惑解答；</w:t>
+      </w:r>
+      <w:r>
+        <w:rPr>
+          <w:rFonts w:hint="eastAsia" w:cstheme="minorBidi"/>
+          <w:szCs w:val="21"/>
+        </w:rPr>
+        <w:t>最后给出了相关文献引用方式。</w:t>
       </w:r>
     </w:p>
     <w:p>
@@ -2323,16 +2353,7 @@
           <w:rFonts w:hint="eastAsia"/>
           <w:lang w:val="en-US" w:eastAsia="zh-CN"/>
         </w:rPr>
-        <w:t>rug（波传播过程中的纬向群速度变量），rvg（波传播过程中的经向群速度变量）</w:t>
-      </w:r>
-      <w:bookmarkStart w:id="0" w:name="_GoBack"/>
-      <w:bookmarkEnd w:id="0"/>
-      <w:r>
-        <w:rPr>
-          <w:rFonts w:hint="eastAsia"/>
-          <w:lang w:val="en-US" w:eastAsia="zh-CN"/>
-        </w:rPr>
-        <w:t>。</w:t>
+        <w:t>rug（波传播过程中的纬向群速度变量），rvg（波传播过程中的经向群速度变量）。</w:t>
       </w:r>
     </w:p>
     <w:p/>
@@ -2439,6 +2460,9 @@
     <w:p>
       <w:pPr>
         <w:ind w:firstLine="420" w:firstLineChars="200"/>
+        <w:rPr>
+          <w:rFonts w:hint="eastAsia"/>
+        </w:rPr>
       </w:pPr>
       <w:r>
         <w:rPr>
@@ -2473,6 +2497,594 @@
         <w:t>），可满足上述需求。纬度变化由于基本流的限制无需考虑上述情况。</w:t>
       </w:r>
     </w:p>
+    <w:p>
+      <w:pPr>
+        <w:rPr>
+          <w:rFonts w:hint="eastAsia"/>
+        </w:rPr>
+      </w:pPr>
+    </w:p>
+    <w:p>
+      <w:pPr>
+        <w:pStyle w:val="3"/>
+        <w:numPr>
+          <w:ilvl w:val="0"/>
+          <w:numId w:val="3"/>
+        </w:numPr>
+        <w:bidi w:val="0"/>
+        <w:rPr>
+          <w:rFonts w:hint="default"/>
+          <w:lang w:val="en-US" w:eastAsia="zh-CN"/>
+        </w:rPr>
+      </w:pPr>
+      <w:r>
+        <w:rPr>
+          <w:rFonts w:hint="eastAsia"/>
+          <w:lang w:val="en-US" w:eastAsia="zh-CN"/>
+        </w:rPr>
+        <w:t>疑</w:t>
+      </w:r>
+      <w:r>
+        <w:rPr>
+          <w:rFonts w:hint="default"/>
+          <w:lang w:val="en-US" w:eastAsia="zh-CN"/>
+        </w:rPr>
+        <w:t>惑解答</w:t>
+      </w:r>
+    </w:p>
+    <w:p>
+      <w:pPr>
+        <w:numPr>
+          <w:ilvl w:val="0"/>
+          <w:numId w:val="4"/>
+        </w:numPr>
+        <w:rPr>
+          <w:rFonts w:hint="eastAsia"/>
+          <w:lang w:val="en-US" w:eastAsia="zh-CN"/>
+        </w:rPr>
+      </w:pPr>
+      <w:r>
+        <w:rPr>
+          <w:rFonts w:hint="eastAsia"/>
+          <w:lang w:val="en-US" w:eastAsia="zh-CN"/>
+        </w:rPr>
+        <w:t>Li-Yang WRF单位说明</w:t>
+      </w:r>
+    </w:p>
+    <w:p>
+      <w:pPr>
+        <w:rPr>
+          <w:rFonts w:hint="default" w:eastAsia="宋体"/>
+          <w:lang w:val="en-US" w:eastAsia="zh-CN"/>
+        </w:rPr>
+      </w:pPr>
+      <w:r>
+        <w:rPr>
+          <w:rFonts w:hint="default"/>
+          <w:lang w:val="en-US" w:eastAsia="zh-CN"/>
+        </w:rPr>
+        <w:t>Li</w:t>
+      </w:r>
+      <w:r>
+        <w:rPr>
+          <w:rFonts w:hint="eastAsia"/>
+          <w:lang w:val="en-US" w:eastAsia="zh-CN"/>
+        </w:rPr>
+        <w:t>-</w:t>
+      </w:r>
+      <w:r>
+        <w:rPr>
+          <w:rFonts w:hint="default"/>
+          <w:lang w:val="en-US" w:eastAsia="zh-CN"/>
+        </w:rPr>
+        <w:t>Yang WRF表示单位时间内通过单位网格面积的波射线流量，即单位时间内单位网格面积中沿波射线路径传播的所有局地平均Rossby波能量传播之和。波射线流量的单位为</w:t>
+      </w:r>
+      <m:oMath>
+        <m:sSup>
+          <m:sSupPr>
+            <m:ctrlPr>
+              <w:rPr>
+                <w:rFonts w:ascii="Cambria Math" w:hAnsi="Cambria Math"/>
+                <w:i w:val="0"/>
+                <w:iCs/>
+                <w:lang w:val="en-US"/>
+              </w:rPr>
+            </m:ctrlPr>
+          </m:sSupPr>
+          <m:e>
+            <m:r>
+              <m:rPr>
+                <m:sty m:val="p"/>
+              </m:rPr>
+              <w:rPr>
+                <w:rFonts w:hint="default" w:ascii="Cambria Math" w:hAnsi="Cambria Math"/>
+                <w:lang w:val="en-US" w:eastAsia="zh-CN"/>
+              </w:rPr>
+              <m:t>m</m:t>
+            </m:r>
+            <m:ctrlPr>
+              <w:rPr>
+                <w:rFonts w:ascii="Cambria Math" w:hAnsi="Cambria Math"/>
+                <w:i w:val="0"/>
+                <w:iCs/>
+                <w:lang w:val="en-US"/>
+              </w:rPr>
+            </m:ctrlPr>
+          </m:e>
+          <m:sup>
+            <m:r>
+              <m:rPr>
+                <m:sty m:val="p"/>
+              </m:rPr>
+              <w:rPr>
+                <w:rFonts w:hint="default" w:ascii="Cambria Math" w:hAnsi="Cambria Math"/>
+                <w:lang w:val="en-US" w:eastAsia="zh-CN"/>
+              </w:rPr>
+              <m:t>3</m:t>
+            </m:r>
+            <m:ctrlPr>
+              <w:rPr>
+                <w:rFonts w:ascii="Cambria Math" w:hAnsi="Cambria Math"/>
+                <w:i w:val="0"/>
+                <w:iCs/>
+                <w:lang w:val="en-US"/>
+              </w:rPr>
+            </m:ctrlPr>
+          </m:sup>
+        </m:sSup>
+        <m:r>
+          <m:rPr>
+            <m:sty m:val="p"/>
+          </m:rPr>
+          <w:rPr>
+            <w:rFonts w:hint="default" w:ascii="Cambria Math" w:hAnsi="Cambria Math"/>
+            <w:lang w:val="en-US" w:eastAsia="zh-CN"/>
+          </w:rPr>
+          <m:t xml:space="preserve"> </m:t>
+        </m:r>
+        <m:sSup>
+          <m:sSupPr>
+            <m:ctrlPr>
+              <w:rPr>
+                <w:rFonts w:ascii="Cambria Math" w:hAnsi="Cambria Math"/>
+                <w:i w:val="0"/>
+                <w:iCs/>
+                <w:lang w:val="en-US"/>
+              </w:rPr>
+            </m:ctrlPr>
+          </m:sSupPr>
+          <m:e>
+            <m:r>
+              <m:rPr>
+                <m:sty m:val="p"/>
+              </m:rPr>
+              <w:rPr>
+                <w:rFonts w:hint="default" w:ascii="Cambria Math" w:hAnsi="Cambria Math"/>
+                <w:lang w:val="en-US" w:eastAsia="zh-CN"/>
+              </w:rPr>
+              <m:t>s</m:t>
+            </m:r>
+            <m:ctrlPr>
+              <w:rPr>
+                <w:rFonts w:ascii="Cambria Math" w:hAnsi="Cambria Math"/>
+                <w:i w:val="0"/>
+                <w:iCs/>
+                <w:lang w:val="en-US"/>
+              </w:rPr>
+            </m:ctrlPr>
+          </m:e>
+          <m:sup>
+            <m:r>
+              <m:rPr>
+                <m:sty m:val="p"/>
+              </m:rPr>
+              <w:rPr>
+                <w:rFonts w:hint="default" w:ascii="Cambria Math" w:hAnsi="Cambria Math"/>
+                <w:lang w:val="en-US" w:eastAsia="zh-CN"/>
+              </w:rPr>
+              <m:t>−1</m:t>
+            </m:r>
+            <m:ctrlPr>
+              <w:rPr>
+                <w:rFonts w:ascii="Cambria Math" w:hAnsi="Cambria Math"/>
+                <w:i w:val="0"/>
+                <w:iCs/>
+                <w:lang w:val="en-US"/>
+              </w:rPr>
+            </m:ctrlPr>
+          </m:sup>
+        </m:sSup>
+      </m:oMath>
+      <w:r>
+        <w:rPr>
+          <w:rFonts w:hint="eastAsia" w:hAnsi="Cambria Math"/>
+          <w:i w:val="0"/>
+          <w:iCs/>
+          <w:lang w:val="en-US" w:eastAsia="zh-CN"/>
+        </w:rPr>
+        <w:t>，相应的WRF则通过将该流量除以球面网格单元面积</w:t>
+      </w:r>
+      <m:oMath>
+        <m:sSub>
+          <m:sSubPr>
+            <m:ctrlPr>
+              <w:rPr>
+                <w:rFonts w:ascii="Cambria Math" w:hAnsi="Cambria Math"/>
+                <w:i/>
+                <w:iCs/>
+                <w:lang w:val="en-US"/>
+              </w:rPr>
+            </m:ctrlPr>
+          </m:sSubPr>
+          <m:e>
+            <m:r>
+              <m:rPr/>
+              <w:rPr>
+                <w:rFonts w:hint="default" w:ascii="Cambria Math" w:hAnsi="Cambria Math"/>
+                <w:lang w:val="en-US" w:eastAsia="zh-CN"/>
+              </w:rPr>
+              <m:t>S</m:t>
+            </m:r>
+            <m:ctrlPr>
+              <w:rPr>
+                <w:rFonts w:ascii="Cambria Math" w:hAnsi="Cambria Math"/>
+                <w:i/>
+                <w:iCs/>
+                <w:lang w:val="en-US"/>
+              </w:rPr>
+            </m:ctrlPr>
+          </m:e>
+          <m:sub>
+            <m:r>
+              <m:rPr/>
+              <w:rPr>
+                <w:rFonts w:ascii="Cambria Math" w:hAnsi="Cambria Math"/>
+                <w:lang w:val="en-US"/>
+              </w:rPr>
+              <m:t>φ</m:t>
+            </m:r>
+            <m:ctrlPr>
+              <w:rPr>
+                <w:rFonts w:ascii="Cambria Math" w:hAnsi="Cambria Math"/>
+                <w:i/>
+                <w:iCs/>
+                <w:lang w:val="en-US"/>
+              </w:rPr>
+            </m:ctrlPr>
+          </m:sub>
+        </m:sSub>
+      </m:oMath>
+      <w:r>
+        <w:rPr>
+          <w:rFonts w:hint="eastAsia" w:hAnsi="Cambria Math"/>
+          <w:i w:val="0"/>
+          <w:iCs/>
+          <w:lang w:val="en-US" w:eastAsia="zh-CN"/>
+        </w:rPr>
+        <w:t>，单位</w:t>
+      </w:r>
+      <m:oMath>
+        <m:sSup>
+          <m:sSupPr>
+            <m:ctrlPr>
+              <w:rPr>
+                <w:rFonts w:ascii="Cambria Math" w:hAnsi="Cambria Math"/>
+                <w:i w:val="0"/>
+                <w:iCs w:val="0"/>
+                <w:lang w:val="en-US"/>
+              </w:rPr>
+            </m:ctrlPr>
+          </m:sSupPr>
+          <m:e>
+            <m:r>
+              <m:rPr>
+                <m:sty m:val="p"/>
+              </m:rPr>
+              <w:rPr>
+                <w:rFonts w:hint="default" w:ascii="Cambria Math" w:hAnsi="Cambria Math"/>
+                <w:lang w:val="en-US" w:eastAsia="zh-CN"/>
+              </w:rPr>
+              <m:t>m</m:t>
+            </m:r>
+            <m:ctrlPr>
+              <w:rPr>
+                <w:rFonts w:ascii="Cambria Math" w:hAnsi="Cambria Math"/>
+                <w:i w:val="0"/>
+                <w:iCs w:val="0"/>
+                <w:lang w:val="en-US"/>
+              </w:rPr>
+            </m:ctrlPr>
+          </m:e>
+          <m:sup>
+            <m:r>
+              <m:rPr>
+                <m:sty m:val="p"/>
+              </m:rPr>
+              <w:rPr>
+                <w:rFonts w:hint="default" w:ascii="Cambria Math" w:hAnsi="Cambria Math"/>
+                <w:lang w:val="en-US" w:eastAsia="zh-CN"/>
+              </w:rPr>
+              <m:t>2</m:t>
+            </m:r>
+            <m:ctrlPr>
+              <w:rPr>
+                <w:rFonts w:ascii="Cambria Math" w:hAnsi="Cambria Math"/>
+                <w:i w:val="0"/>
+                <w:iCs w:val="0"/>
+                <w:lang w:val="en-US"/>
+              </w:rPr>
+            </m:ctrlPr>
+          </m:sup>
+        </m:sSup>
+      </m:oMath>
+      <w:r>
+        <w:rPr>
+          <w:rFonts w:hint="eastAsia" w:hAnsi="Cambria Math"/>
+          <w:i w:val="0"/>
+          <w:iCs w:val="0"/>
+          <w:lang w:val="en-US" w:eastAsia="zh-CN"/>
+        </w:rPr>
+        <w:t>。因此，WRF的单位为</w:t>
+      </w:r>
+      <m:oMath>
+        <m:sSup>
+          <m:sSupPr>
+            <m:ctrlPr>
+              <w:rPr>
+                <w:rFonts w:hint="eastAsia" w:ascii="Cambria Math" w:hAnsi="Cambria Math"/>
+                <w:i w:val="0"/>
+                <w:iCs w:val="0"/>
+                <w:lang w:val="en-US" w:eastAsia="zh-CN"/>
+              </w:rPr>
+            </m:ctrlPr>
+          </m:sSupPr>
+          <m:e>
+            <m:r>
+              <m:rPr>
+                <m:sty m:val="p"/>
+              </m:rPr>
+              <w:rPr>
+                <w:rFonts w:hint="eastAsia" w:ascii="Times New Roman" w:hAnsi="Times New Roman"/>
+                <w:lang w:val="en-US" w:eastAsia="zh-CN"/>
+              </w:rPr>
+              <m:t>m</m:t>
+            </m:r>
+            <m:ctrlPr>
+              <w:rPr>
+                <w:rFonts w:hint="eastAsia" w:ascii="Cambria Math" w:hAnsi="Cambria Math"/>
+                <w:i w:val="0"/>
+                <w:iCs w:val="0"/>
+                <w:lang w:val="en-US" w:eastAsia="zh-CN"/>
+              </w:rPr>
+            </m:ctrlPr>
+          </m:e>
+          <m:sup>
+            <m:r>
+              <m:rPr>
+                <m:sty m:val="p"/>
+              </m:rPr>
+              <w:rPr>
+                <w:rFonts w:hint="eastAsia" w:ascii="Times New Roman" w:hAnsi="Times New Roman"/>
+                <w:lang w:val="en-US" w:eastAsia="zh-CN"/>
+              </w:rPr>
+              <m:t>3</m:t>
+            </m:r>
+            <m:ctrlPr>
+              <w:rPr>
+                <w:rFonts w:hint="eastAsia" w:ascii="Cambria Math" w:hAnsi="Cambria Math"/>
+                <w:i w:val="0"/>
+                <w:iCs w:val="0"/>
+                <w:lang w:val="en-US" w:eastAsia="zh-CN"/>
+              </w:rPr>
+            </m:ctrlPr>
+          </m:sup>
+        </m:sSup>
+        <m:r>
+          <m:rPr>
+            <m:sty m:val="p"/>
+          </m:rPr>
+          <w:rPr>
+            <w:rFonts w:hint="eastAsia" w:ascii="Times New Roman" w:hAnsi="Times New Roman"/>
+            <w:lang w:val="en-US" w:eastAsia="zh-CN"/>
+          </w:rPr>
+          <m:t xml:space="preserve"> </m:t>
+        </m:r>
+        <m:sSup>
+          <m:sSupPr>
+            <m:ctrlPr>
+              <w:rPr>
+                <w:rFonts w:hint="eastAsia" w:ascii="Cambria Math" w:hAnsi="Cambria Math"/>
+                <w:i w:val="0"/>
+                <w:iCs w:val="0"/>
+                <w:lang w:val="en-US" w:eastAsia="zh-CN"/>
+              </w:rPr>
+            </m:ctrlPr>
+          </m:sSupPr>
+          <m:e>
+            <m:r>
+              <m:rPr>
+                <m:sty m:val="p"/>
+              </m:rPr>
+              <w:rPr>
+                <w:rFonts w:hint="eastAsia" w:ascii="Times New Roman" w:hAnsi="Times New Roman"/>
+                <w:lang w:val="en-US" w:eastAsia="zh-CN"/>
+              </w:rPr>
+              <m:t>s</m:t>
+            </m:r>
+            <m:ctrlPr>
+              <w:rPr>
+                <w:rFonts w:hint="eastAsia" w:ascii="Cambria Math" w:hAnsi="Cambria Math"/>
+                <w:i w:val="0"/>
+                <w:iCs w:val="0"/>
+                <w:lang w:val="en-US" w:eastAsia="zh-CN"/>
+              </w:rPr>
+            </m:ctrlPr>
+          </m:e>
+          <m:sup>
+            <m:r>
+              <m:rPr>
+                <m:sty m:val="p"/>
+              </m:rPr>
+              <w:rPr>
+                <w:rFonts w:hint="eastAsia" w:ascii="Times New Roman" w:hAnsi="Times New Roman"/>
+                <w:lang w:val="en-US" w:eastAsia="zh-CN"/>
+              </w:rPr>
+              <m:t>−1</m:t>
+            </m:r>
+            <m:ctrlPr>
+              <w:rPr>
+                <w:rFonts w:hint="eastAsia" w:ascii="Cambria Math" w:hAnsi="Cambria Math"/>
+                <w:i w:val="0"/>
+                <w:iCs w:val="0"/>
+                <w:lang w:val="en-US" w:eastAsia="zh-CN"/>
+              </w:rPr>
+            </m:ctrlPr>
+          </m:sup>
+        </m:sSup>
+        <m:r>
+          <m:rPr>
+            <m:sty m:val="p"/>
+          </m:rPr>
+          <w:rPr>
+            <w:rFonts w:hint="default" w:ascii="Cambria Math" w:hAnsi="Cambria Math"/>
+            <w:lang w:val="en-US" w:eastAsia="zh-CN"/>
+          </w:rPr>
+          <m:t xml:space="preserve"> </m:t>
+        </m:r>
+        <m:sSup>
+          <m:sSupPr>
+            <m:ctrlPr>
+              <m:rPr/>
+              <w:rPr>
+                <w:rFonts w:hint="default" w:ascii="Cambria Math" w:hAnsi="Cambria Math"/>
+                <w:i w:val="0"/>
+                <w:iCs w:val="0"/>
+                <w:lang w:val="en-US" w:eastAsia="zh-CN"/>
+              </w:rPr>
+            </m:ctrlPr>
+          </m:sSupPr>
+          <m:e>
+            <m:r>
+              <m:rPr>
+                <m:sty m:val="p"/>
+              </m:rPr>
+              <w:rPr>
+                <w:rFonts w:hint="default" w:ascii="Cambria Math" w:hAnsi="Cambria Math"/>
+                <w:lang w:val="en-US" w:eastAsia="zh-CN"/>
+              </w:rPr>
+              <m:t>m</m:t>
+            </m:r>
+            <m:ctrlPr>
+              <m:rPr/>
+              <w:rPr>
+                <w:rFonts w:hint="default" w:ascii="Cambria Math" w:hAnsi="Cambria Math"/>
+                <w:i w:val="0"/>
+                <w:iCs w:val="0"/>
+                <w:lang w:val="en-US" w:eastAsia="zh-CN"/>
+              </w:rPr>
+            </m:ctrlPr>
+          </m:e>
+          <m:sup>
+            <m:r>
+              <m:rPr>
+                <m:sty m:val="p"/>
+              </m:rPr>
+              <w:rPr>
+                <w:rFonts w:hint="default" w:ascii="Cambria Math" w:hAnsi="Cambria Math"/>
+                <w:lang w:val="en-US" w:eastAsia="zh-CN"/>
+              </w:rPr>
+              <m:t>−2</m:t>
+            </m:r>
+            <m:ctrlPr>
+              <m:rPr/>
+              <w:rPr>
+                <w:rFonts w:hint="default" w:ascii="Cambria Math" w:hAnsi="Cambria Math"/>
+                <w:i w:val="0"/>
+                <w:iCs w:val="0"/>
+                <w:lang w:val="en-US" w:eastAsia="zh-CN"/>
+              </w:rPr>
+            </m:ctrlPr>
+          </m:sup>
+        </m:sSup>
+        <m:r>
+          <m:rPr>
+            <m:sty m:val="p"/>
+          </m:rPr>
+          <w:rPr>
+            <w:rFonts w:hint="default" w:ascii="Cambria Math" w:hAnsi="Cambria Math"/>
+            <w:lang w:val="en-US" w:eastAsia="zh-CN"/>
+          </w:rPr>
+          <m:t xml:space="preserve">=m </m:t>
+        </m:r>
+        <m:sSup>
+          <m:sSupPr>
+            <m:ctrlPr>
+              <m:rPr/>
+              <w:rPr>
+                <w:rFonts w:hint="default" w:ascii="Cambria Math" w:hAnsi="Cambria Math"/>
+                <w:i w:val="0"/>
+                <w:iCs w:val="0"/>
+                <w:lang w:val="en-US" w:eastAsia="zh-CN"/>
+              </w:rPr>
+            </m:ctrlPr>
+          </m:sSupPr>
+          <m:e>
+            <m:r>
+              <m:rPr>
+                <m:sty m:val="p"/>
+              </m:rPr>
+              <w:rPr>
+                <w:rFonts w:hint="default" w:ascii="Cambria Math" w:hAnsi="Cambria Math"/>
+                <w:lang w:val="en-US" w:eastAsia="zh-CN"/>
+              </w:rPr>
+              <m:t>s</m:t>
+            </m:r>
+            <m:ctrlPr>
+              <m:rPr/>
+              <w:rPr>
+                <w:rFonts w:hint="default" w:ascii="Cambria Math" w:hAnsi="Cambria Math"/>
+                <w:i w:val="0"/>
+                <w:iCs w:val="0"/>
+                <w:lang w:val="en-US" w:eastAsia="zh-CN"/>
+              </w:rPr>
+            </m:ctrlPr>
+          </m:e>
+          <m:sup>
+            <m:r>
+              <m:rPr>
+                <m:sty m:val="p"/>
+              </m:rPr>
+              <w:rPr>
+                <w:rFonts w:hint="default" w:ascii="Cambria Math" w:hAnsi="Cambria Math"/>
+                <w:lang w:val="en-US" w:eastAsia="zh-CN"/>
+              </w:rPr>
+              <m:t>−1</m:t>
+            </m:r>
+            <m:ctrlPr>
+              <m:rPr/>
+              <w:rPr>
+                <w:rFonts w:hint="default" w:ascii="Cambria Math" w:hAnsi="Cambria Math"/>
+                <w:i w:val="0"/>
+                <w:iCs w:val="0"/>
+                <w:lang w:val="en-US" w:eastAsia="zh-CN"/>
+              </w:rPr>
+            </m:ctrlPr>
+          </m:sup>
+        </m:sSup>
+      </m:oMath>
+      <w:r>
+        <m:rPr/>
+        <w:rPr>
+          <w:rFonts w:hint="eastAsia" w:hAnsi="Cambria Math"/>
+          <w:i w:val="0"/>
+          <w:iCs w:val="0"/>
+          <w:lang w:val="en-US" w:eastAsia="zh-CN"/>
+        </w:rPr>
+        <w:t>。然而，这一单位不应被解释为单个Rossby波包的实际传播速度。相反，WRF的数值来源于单位网格单元内波射线流量的累积，其大小同时取决于波射线通过该网格单元的次数以及局地群速度的贡献。因此，WRF矢量表征了单位时间、单位网格面积内 Rossby波射线流的局地能量传播积分的方向和大小。</w:t>
+      </w:r>
+      <w:bookmarkStart w:id="0" w:name="_GoBack"/>
+      <w:bookmarkEnd w:id="0"/>
+    </w:p>
     <w:p/>
     <w:p>
       <w:pPr>
@@ -3713,6 +4325,18 @@
 <file path=word/numbering.xml><?xml version="1.0" encoding="utf-8"?>
 <w:numbering xmlns:wpc="http://schemas.microsoft.com/office/word/2010/wordprocessingCanvas" xmlns:mc="http://schemas.openxmlformats.org/markup-compatibility/2006" xmlns:o="urn:schemas-microsoft-com:office:office" xmlns:r="http://schemas.openxmlformats.org/officeDocument/2006/relationships" xmlns:m="http://schemas.openxmlformats.org/officeDocument/2006/math" xmlns:v="urn:schemas-microsoft-com:vml" xmlns:wp14="http://schemas.microsoft.com/office/word/2010/wordprocessingDrawing" xmlns:wp="http://schemas.openxmlformats.org/drawingml/2006/wordprocessingDrawing" xmlns:w10="urn:schemas-microsoft-com:office:word" xmlns:w="http://schemas.openxmlformats.org/wordprocessingml/2006/main" xmlns:w14="http://schemas.microsoft.com/office/word/2010/wordml" xmlns:wpg="http://schemas.microsoft.com/office/word/2010/wordprocessingGroup" xmlns:wpi="http://schemas.microsoft.com/office/word/2010/wordprocessingInk" xmlns:wne="http://schemas.microsoft.com/office/word/2006/wordml" xmlns:wps="http://schemas.microsoft.com/office/word/2010/wordprocessingShape" xmlns:wpsCustomData="http://www.wps.cn/officeDocument/2013/wpsCustomData" mc:Ignorable="w14 wp14">
   <w:abstractNum w:abstractNumId="0">
+    <w:nsid w:val="2FD1EA6C"/>
+    <w:multiLevelType w:val="singleLevel"/>
+    <w:tmpl w:val="2FD1EA6C"/>
+    <w:lvl w:ilvl="0" w:tentative="0">
+      <w:start w:val="1"/>
+      <w:numFmt w:val="decimal"/>
+      <w:suff w:val="space"/>
+      <w:lvlText w:val="%1."/>
+      <w:lvlJc w:val="left"/>
+    </w:lvl>
+  </w:abstractNum>
+  <w:abstractNum w:abstractNumId="1">
     <w:nsid w:val="30E321CC"/>
     <w:multiLevelType w:val="multilevel"/>
     <w:tmpl w:val="30E321CC"/>
@@ -3825,7 +4449,7 @@
       </w:rPr>
     </w:lvl>
   </w:abstractNum>
-  <w:abstractNum w:abstractNumId="1">
+  <w:abstractNum w:abstractNumId="2">
     <w:nsid w:val="63303546"/>
     <w:multiLevelType w:val="singleLevel"/>
     <w:tmpl w:val="63303546"/>
@@ -3840,7 +4464,7 @@
       </w:rPr>
     </w:lvl>
   </w:abstractNum>
-  <w:abstractNum w:abstractNumId="2">
+  <w:abstractNum w:abstractNumId="3">
     <w:nsid w:val="738918FF"/>
     <w:multiLevelType w:val="singleLevel"/>
     <w:tmpl w:val="738918FF"/>
@@ -3853,13 +4477,16 @@
     </w:lvl>
   </w:abstractNum>
   <w:num w:numId="1">
-    <w:abstractNumId w:val="0"/>
+    <w:abstractNumId w:val="1"/>
   </w:num>
   <w:num w:numId="2">
+    <w:abstractNumId w:val="3"/>
+  </w:num>
+  <w:num w:numId="3">
     <w:abstractNumId w:val="2"/>
   </w:num>
-  <w:num w:numId="3">
-    <w:abstractNumId w:val="1"/>
+  <w:num w:numId="4">
+    <w:abstractNumId w:val="0"/>
   </w:num>
 </w:numbering>
 </file>
